--- a/PhieuB2.docx
+++ b/PhieuB2.docx
@@ -281,6 +281,7 @@
             <w:pPr>
               <w:pStyle w:val="TableParagraph"/>
               <w:spacing w:before="120"/>
+              <w:jc w:val="center"/>
               <w:rPr>
                 <w:rFonts w:ascii="Arial" w:hAnsi="Arial" w:cs="Arial"/>
                 <w:noProof/>
@@ -370,6 +371,7 @@
             <w:pPr>
               <w:pStyle w:val="TableParagraph"/>
               <w:spacing w:before="120"/>
+              <w:jc w:val="center"/>
               <w:rPr>
                 <w:rFonts w:ascii="Arial" w:hAnsi="Arial" w:cs="Arial"/>
                 <w:noProof/>
@@ -477,6 +479,7 @@
             <w:pPr>
               <w:pStyle w:val="TableParagraph"/>
               <w:spacing w:before="120"/>
+              <w:jc w:val="center"/>
               <w:rPr>
                 <w:rFonts w:ascii="Arial" w:hAnsi="Arial" w:cs="Arial"/>
                 <w:noProof/>
@@ -492,25 +495,7 @@
                 <w:color w:val="FF0000"/>
                 <w:sz w:val="20"/>
               </w:rPr>
-              <w:t>{x_B2_</w:t>
-            </w:r>
-            <w:r>
-              <w:rPr>
-                <w:rFonts w:ascii="Arial" w:hAnsi="Arial" w:cs="Arial"/>
-                <w:noProof/>
-                <w:color w:val="FF0000"/>
-                <w:sz w:val="20"/>
-              </w:rPr>
-              <w:t>2</w:t>
-            </w:r>
-            <w:r>
-              <w:rPr>
-                <w:rFonts w:ascii="Arial" w:hAnsi="Arial" w:cs="Arial"/>
-                <w:noProof/>
-                <w:color w:val="FF0000"/>
-                <w:sz w:val="20"/>
-              </w:rPr>
-              <w:t>}</w:t>
+              <w:t>{x_B2_2}</w:t>
             </w:r>
           </w:p>
         </w:tc>
@@ -607,6 +592,7 @@
             <w:pPr>
               <w:pStyle w:val="TableParagraph"/>
               <w:spacing w:before="120"/>
+              <w:jc w:val="center"/>
               <w:rPr>
                 <w:rFonts w:ascii="Arial" w:hAnsi="Arial" w:cs="Arial"/>
                 <w:noProof/>
@@ -697,6 +683,7 @@
             <w:pPr>
               <w:pStyle w:val="TableParagraph"/>
               <w:spacing w:before="120"/>
+              <w:jc w:val="center"/>
               <w:rPr>
                 <w:rFonts w:ascii="Arial" w:hAnsi="Arial" w:cs="Arial"/>
                 <w:noProof/>
@@ -712,25 +699,7 @@
                 <w:color w:val="FF0000"/>
                 <w:sz w:val="20"/>
               </w:rPr>
-              <w:t>{x_B2_</w:t>
-            </w:r>
-            <w:r>
-              <w:rPr>
-                <w:rFonts w:ascii="Arial" w:hAnsi="Arial" w:cs="Arial"/>
-                <w:noProof/>
-                <w:color w:val="FF0000"/>
-                <w:sz w:val="20"/>
-              </w:rPr>
-              <w:t>3</w:t>
-            </w:r>
-            <w:r>
-              <w:rPr>
-                <w:rFonts w:ascii="Arial" w:hAnsi="Arial" w:cs="Arial"/>
-                <w:noProof/>
-                <w:color w:val="FF0000"/>
-                <w:sz w:val="20"/>
-              </w:rPr>
-              <w:t>}</w:t>
+              <w:t>{x_B2_3}</w:t>
             </w:r>
           </w:p>
         </w:tc>
@@ -854,6 +823,7 @@
             <w:pPr>
               <w:pStyle w:val="TableParagraph"/>
               <w:spacing w:before="120"/>
+              <w:jc w:val="center"/>
               <w:rPr>
                 <w:rFonts w:ascii="Arial" w:hAnsi="Arial" w:cs="Arial"/>
                 <w:noProof/>
@@ -869,25 +839,7 @@
                 <w:color w:val="FF0000"/>
                 <w:sz w:val="20"/>
               </w:rPr>
-              <w:t>{x_B2_</w:t>
-            </w:r>
-            <w:r>
-              <w:rPr>
-                <w:rFonts w:ascii="Arial" w:hAnsi="Arial" w:cs="Arial"/>
-                <w:noProof/>
-                <w:color w:val="FF0000"/>
-                <w:sz w:val="20"/>
-              </w:rPr>
-              <w:t>4</w:t>
-            </w:r>
-            <w:r>
-              <w:rPr>
-                <w:rFonts w:ascii="Arial" w:hAnsi="Arial" w:cs="Arial"/>
-                <w:noProof/>
-                <w:color w:val="FF0000"/>
-                <w:sz w:val="20"/>
-              </w:rPr>
-              <w:t>}</w:t>
+              <w:t>{x_B2_4}</w:t>
             </w:r>
           </w:p>
         </w:tc>
@@ -984,6 +936,7 @@
             <w:pPr>
               <w:pStyle w:val="TableParagraph"/>
               <w:spacing w:before="120"/>
+              <w:jc w:val="center"/>
               <w:rPr>
                 <w:rFonts w:ascii="Arial" w:hAnsi="Arial" w:cs="Arial"/>
                 <w:noProof/>
@@ -1074,6 +1027,7 @@
             <w:pPr>
               <w:pStyle w:val="TableParagraph"/>
               <w:spacing w:before="120"/>
+              <w:jc w:val="center"/>
               <w:rPr>
                 <w:rFonts w:ascii="Arial" w:hAnsi="Arial" w:cs="Arial"/>
                 <w:noProof/>
@@ -1089,25 +1043,7 @@
                 <w:color w:val="FF0000"/>
                 <w:sz w:val="20"/>
               </w:rPr>
-              <w:t>{x_B2_</w:t>
-            </w:r>
-            <w:r>
-              <w:rPr>
-                <w:rFonts w:ascii="Arial" w:hAnsi="Arial" w:cs="Arial"/>
-                <w:noProof/>
-                <w:color w:val="FF0000"/>
-                <w:sz w:val="20"/>
-              </w:rPr>
-              <w:t>5</w:t>
-            </w:r>
-            <w:r>
-              <w:rPr>
-                <w:rFonts w:ascii="Arial" w:hAnsi="Arial" w:cs="Arial"/>
-                <w:noProof/>
-                <w:color w:val="FF0000"/>
-                <w:sz w:val="20"/>
-              </w:rPr>
-              <w:t>}</w:t>
+              <w:t>{x_B2_5}</w:t>
             </w:r>
           </w:p>
         </w:tc>
@@ -1201,6 +1137,7 @@
             <w:pPr>
               <w:pStyle w:val="TableParagraph"/>
               <w:spacing w:before="120"/>
+              <w:jc w:val="center"/>
               <w:rPr>
                 <w:rFonts w:ascii="Arial" w:hAnsi="Arial" w:cs="Arial"/>
                 <w:noProof/>
@@ -1216,25 +1153,7 @@
                 <w:color w:val="FF0000"/>
                 <w:sz w:val="20"/>
               </w:rPr>
-              <w:t>{x_B2_</w:t>
-            </w:r>
-            <w:r>
-              <w:rPr>
-                <w:rFonts w:ascii="Arial" w:hAnsi="Arial" w:cs="Arial"/>
-                <w:noProof/>
-                <w:color w:val="FF0000"/>
-                <w:sz w:val="20"/>
-              </w:rPr>
-              <w:t>6</w:t>
-            </w:r>
-            <w:r>
-              <w:rPr>
-                <w:rFonts w:ascii="Arial" w:hAnsi="Arial" w:cs="Arial"/>
-                <w:noProof/>
-                <w:color w:val="FF0000"/>
-                <w:sz w:val="20"/>
-              </w:rPr>
-              <w:t>}</w:t>
+              <w:t>{x_B2_6}</w:t>
             </w:r>
           </w:p>
         </w:tc>
@@ -1323,6 +1242,7 @@
             <w:pPr>
               <w:pStyle w:val="TableParagraph"/>
               <w:spacing w:before="120"/>
+              <w:jc w:val="center"/>
               <w:rPr>
                 <w:rFonts w:ascii="Arial" w:hAnsi="Arial" w:cs="Arial"/>
                 <w:noProof/>
@@ -1413,6 +1333,7 @@
             <w:pPr>
               <w:pStyle w:val="TableParagraph"/>
               <w:spacing w:before="120"/>
+              <w:jc w:val="center"/>
               <w:rPr>
                 <w:rFonts w:ascii="Arial" w:hAnsi="Arial" w:cs="Arial"/>
                 <w:noProof/>
@@ -1428,25 +1349,7 @@
                 <w:color w:val="FF0000"/>
                 <w:sz w:val="20"/>
               </w:rPr>
-              <w:t>{x_B2_</w:t>
-            </w:r>
-            <w:r>
-              <w:rPr>
-                <w:rFonts w:ascii="Arial" w:hAnsi="Arial" w:cs="Arial"/>
-                <w:noProof/>
-                <w:color w:val="FF0000"/>
-                <w:sz w:val="20"/>
-              </w:rPr>
-              <w:t>7</w:t>
-            </w:r>
-            <w:r>
-              <w:rPr>
-                <w:rFonts w:ascii="Arial" w:hAnsi="Arial" w:cs="Arial"/>
-                <w:noProof/>
-                <w:color w:val="FF0000"/>
-                <w:sz w:val="20"/>
-              </w:rPr>
-              <w:t>}</w:t>
+              <w:t>{x_B2_7}</w:t>
             </w:r>
           </w:p>
         </w:tc>
@@ -1561,6 +1464,7 @@
             <w:pPr>
               <w:pStyle w:val="TableParagraph"/>
               <w:spacing w:before="120"/>
+              <w:jc w:val="center"/>
               <w:rPr>
                 <w:rFonts w:ascii="Arial" w:hAnsi="Arial" w:cs="Arial"/>
                 <w:noProof/>
@@ -1576,25 +1480,7 @@
                 <w:color w:val="FF0000"/>
                 <w:sz w:val="20"/>
               </w:rPr>
-              <w:t>{x_B2_</w:t>
-            </w:r>
-            <w:r>
-              <w:rPr>
-                <w:rFonts w:ascii="Arial" w:hAnsi="Arial" w:cs="Arial"/>
-                <w:noProof/>
-                <w:color w:val="FF0000"/>
-                <w:sz w:val="20"/>
-              </w:rPr>
-              <w:t>8</w:t>
-            </w:r>
-            <w:r>
-              <w:rPr>
-                <w:rFonts w:ascii="Arial" w:hAnsi="Arial" w:cs="Arial"/>
-                <w:noProof/>
-                <w:color w:val="FF0000"/>
-                <w:sz w:val="20"/>
-              </w:rPr>
-              <w:t>}</w:t>
+              <w:t>{x_B2_8}</w:t>
             </w:r>
           </w:p>
         </w:tc>
@@ -1683,6 +1569,7 @@
             <w:pPr>
               <w:pStyle w:val="TableParagraph"/>
               <w:spacing w:before="120"/>
+              <w:jc w:val="center"/>
               <w:rPr>
                 <w:rFonts w:ascii="Arial" w:hAnsi="Arial" w:cs="Arial"/>
                 <w:noProof/>
@@ -1773,6 +1660,7 @@
             <w:pPr>
               <w:pStyle w:val="TableParagraph"/>
               <w:spacing w:before="120"/>
+              <w:jc w:val="center"/>
               <w:rPr>
                 <w:rFonts w:ascii="Arial" w:hAnsi="Arial" w:cs="Arial"/>
                 <w:noProof/>
@@ -1788,25 +1676,7 @@
                 <w:color w:val="FF0000"/>
                 <w:sz w:val="20"/>
               </w:rPr>
-              <w:t>{x_B2_</w:t>
-            </w:r>
-            <w:r>
-              <w:rPr>
-                <w:rFonts w:ascii="Arial" w:hAnsi="Arial" w:cs="Arial"/>
-                <w:noProof/>
-                <w:color w:val="FF0000"/>
-                <w:sz w:val="20"/>
-              </w:rPr>
-              <w:t>9</w:t>
-            </w:r>
-            <w:r>
-              <w:rPr>
-                <w:rFonts w:ascii="Arial" w:hAnsi="Arial" w:cs="Arial"/>
-                <w:noProof/>
-                <w:color w:val="FF0000"/>
-                <w:sz w:val="20"/>
-              </w:rPr>
-              <w:t>}</w:t>
+              <w:t>{x_B2_9}</w:t>
             </w:r>
           </w:p>
         </w:tc>
@@ -1903,6 +1773,7 @@
             <w:pPr>
               <w:pStyle w:val="TableParagraph"/>
               <w:spacing w:before="120"/>
+              <w:jc w:val="center"/>
               <w:rPr>
                 <w:rFonts w:ascii="Arial" w:hAnsi="Arial" w:cs="Arial"/>
                 <w:noProof/>
@@ -1993,6 +1864,7 @@
             <w:pPr>
               <w:pStyle w:val="TableParagraph"/>
               <w:spacing w:before="120"/>
+              <w:jc w:val="center"/>
               <w:rPr>
                 <w:rFonts w:ascii="Arial" w:hAnsi="Arial" w:cs="Arial"/>
                 <w:noProof/>
@@ -2008,25 +1880,7 @@
                 <w:color w:val="FF0000"/>
                 <w:sz w:val="20"/>
               </w:rPr>
-              <w:t>{x_B2_1</w:t>
-            </w:r>
-            <w:r>
-              <w:rPr>
-                <w:rFonts w:ascii="Arial" w:hAnsi="Arial" w:cs="Arial"/>
-                <w:noProof/>
-                <w:color w:val="FF0000"/>
-                <w:sz w:val="20"/>
-              </w:rPr>
-              <w:t>0</w:t>
-            </w:r>
-            <w:r>
-              <w:rPr>
-                <w:rFonts w:ascii="Arial" w:hAnsi="Arial" w:cs="Arial"/>
-                <w:noProof/>
-                <w:color w:val="FF0000"/>
-                <w:sz w:val="20"/>
-              </w:rPr>
-              <w:t>}</w:t>
+              <w:t>{x_B2_10}</w:t>
             </w:r>
           </w:p>
         </w:tc>
@@ -2130,6 +1984,7 @@
             <w:pPr>
               <w:pStyle w:val="TableParagraph"/>
               <w:spacing w:before="120"/>
+              <w:jc w:val="center"/>
               <w:rPr>
                 <w:rFonts w:ascii="Arial" w:hAnsi="Arial" w:cs="Arial"/>
                 <w:noProof/>
@@ -2145,25 +2000,7 @@
                 <w:color w:val="FF0000"/>
                 <w:sz w:val="20"/>
               </w:rPr>
-              <w:t>{x_B2_1</w:t>
-            </w:r>
-            <w:r>
-              <w:rPr>
-                <w:rFonts w:ascii="Arial" w:hAnsi="Arial" w:cs="Arial"/>
-                <w:noProof/>
-                <w:color w:val="FF0000"/>
-                <w:sz w:val="20"/>
-              </w:rPr>
-              <w:t>1</w:t>
-            </w:r>
-            <w:r>
-              <w:rPr>
-                <w:rFonts w:ascii="Arial" w:hAnsi="Arial" w:cs="Arial"/>
-                <w:noProof/>
-                <w:color w:val="FF0000"/>
-                <w:sz w:val="20"/>
-              </w:rPr>
-              <w:t>}</w:t>
+              <w:t>{x_B2_11}</w:t>
             </w:r>
           </w:p>
         </w:tc>
@@ -2267,6 +2104,7 @@
             <w:pPr>
               <w:pStyle w:val="TableParagraph"/>
               <w:spacing w:before="120"/>
+              <w:jc w:val="center"/>
               <w:rPr>
                 <w:rFonts w:ascii="Arial" w:hAnsi="Arial" w:cs="Arial"/>
                 <w:noProof/>
@@ -2282,25 +2120,7 @@
                 <w:color w:val="FF0000"/>
                 <w:sz w:val="20"/>
               </w:rPr>
-              <w:t>{x_B2_1</w:t>
-            </w:r>
-            <w:r>
-              <w:rPr>
-                <w:rFonts w:ascii="Arial" w:hAnsi="Arial" w:cs="Arial"/>
-                <w:noProof/>
-                <w:color w:val="FF0000"/>
-                <w:sz w:val="20"/>
-              </w:rPr>
-              <w:t>2</w:t>
-            </w:r>
-            <w:r>
-              <w:rPr>
-                <w:rFonts w:ascii="Arial" w:hAnsi="Arial" w:cs="Arial"/>
-                <w:noProof/>
-                <w:color w:val="FF0000"/>
-                <w:sz w:val="20"/>
-              </w:rPr>
-              <w:t>}</w:t>
+              <w:t>{x_B2_12}</w:t>
             </w:r>
           </w:p>
         </w:tc>
@@ -2378,6 +2198,7 @@
             <w:pPr>
               <w:pStyle w:val="TableParagraph"/>
               <w:spacing w:before="120"/>
+              <w:jc w:val="center"/>
               <w:rPr>
                 <w:rFonts w:ascii="Arial" w:hAnsi="Arial" w:cs="Arial"/>
                 <w:noProof/>
